--- a/eng/docx/53.content.docx
+++ b/eng/docx/53.content.docx
@@ -136,13 +136,6 @@
         <w:rPr>
           <w:lang w:val="en_US" w:bidi="en_US"/>
         </w:rPr>
-      </w:r>
-      <w:r>
-        <w:rPr>
-          <w:i/>
-          <w:lang w:val="en_US" w:bidi="en_US"/>
-        </w:rPr>
-        <w:t>2 Thessalonians 1:3, 2 Thessalonians 1:4, 2 Thessalonians 1:5, 2 Thessalonians 1:6–8, 2 Thessalonians 1:7, 2 Thessalonians 1:9, 2 Thessalonians 1:9 (#2), 2 Thessalonians 1:10, 2 Thessalonians 1:11–12, 2 Thessalonians 2:1, 2 Thessalonians 2:2, 2 Thessalonians 2:3, 2 Thessalonians 2:4, 2 Thessalonians 2:6–7, 2 Thessalonians 2:8, 2 Thessalonians 2:9, 2 Thessalonians 2:10, 2 Thessalonians 2:12, 2 Thessalonians 2:13–14, 2 Thessalonians 2:15, 2 Thessalonians 2:17, 2 Thessalonians 3:1, 2 Thessalonians 3:2, 2 Thessalonians 3:4, 2 Thessalonians 3:6, 2 Thessalonians 3:7–8, 2 Thessalonians 3:10, 2 Thessalonians 3:12, 2 Thessalonians 3:14, 2 Thessalonians 3:16, 2 Thessalonians 3:17</w:t>
       </w:r>
       <w:r>
         <w:rPr>

--- a/eng/docx/53.content.docx
+++ b/eng/docx/53.content.docx
@@ -123,19 +123,6 @@
           <w:lang w:val="en_US" w:bidi="en_US"/>
         </w:rPr>
         <w:t>2TH</w:t>
-      </w:r>
-      <w:r>
-        <w:rPr>
-          <w:lang w:val="en_US" w:bidi="en_US"/>
-        </w:rPr>
-      </w:r>
-    </w:p>
-    <w:p>
-      <w:pPr/>
-      <w:r>
-        <w:rPr>
-          <w:lang w:val="en_US" w:bidi="en_US"/>
-        </w:rPr>
       </w:r>
       <w:r>
         <w:rPr>

--- a/eng/docx/53.content.docx
+++ b/eng/docx/53.content.docx
@@ -19,7 +19,7 @@
         <w:rPr>
           <w:lang w:val="en_US" w:bidi="en_US"/>
         </w:rPr>
-        <w:t>Resource: Translation Questions (unfoldingWord)</w:t>
+        <w:t>Resource: unfoldingWord® Translation Questions</w:t>
       </w:r>
       <w:r>
         <w:rPr>
@@ -85,7 +85,7 @@
         <w:rPr>
           <w:lang w:val="en_US" w:bidi="en_US"/>
         </w:rPr>
-        <w:t>Translation Questions (unfoldingWord)</w:t>
+        <w:t>unfoldingWord® Translation Questions</w:t>
       </w:r>
     </w:p>
     <w:p>

--- a/eng/docx/53.content.docx
+++ b/eng/docx/53.content.docx
@@ -185,7 +185,7 @@
         <w:rPr>
           <w:lang w:val="en_US" w:bidi="en_US"/>
         </w:rPr>
-        <w:t>2 Thessalonians 1:3</w:t>
+        <w:t>2 Thessalonians 1:3 (#1)</w:t>
       </w:r>
       <w:r>
         <w:rPr>
@@ -248,7 +248,7 @@
         <w:rPr>
           <w:lang w:val="en_US" w:bidi="en_US"/>
         </w:rPr>
-        <w:t>2 Thessalonians 1:4</w:t>
+        <w:t>2 Thessalonians 1:4 (#1)</w:t>
       </w:r>
       <w:r>
         <w:rPr>
@@ -311,7 +311,7 @@
         <w:rPr>
           <w:lang w:val="en_US" w:bidi="en_US"/>
         </w:rPr>
-        <w:t>2 Thessalonians 1:5</w:t>
+        <w:t>2 Thessalonians 1:5 (#1)</w:t>
       </w:r>
       <w:r>
         <w:rPr>
@@ -374,7 +374,7 @@
         <w:rPr>
           <w:lang w:val="en_US" w:bidi="en_US"/>
         </w:rPr>
-        <w:t>2 Thessalonians 1:6–8</w:t>
+        <w:t>2 Thessalonians 1:6–8 (#1)</w:t>
       </w:r>
       <w:r>
         <w:rPr>
@@ -437,7 +437,7 @@
         <w:rPr>
           <w:lang w:val="en_US" w:bidi="en_US"/>
         </w:rPr>
-        <w:t>2 Thessalonians 1:7</w:t>
+        <w:t>2 Thessalonians 1:7 (#1)</w:t>
       </w:r>
       <w:r>
         <w:rPr>
@@ -500,7 +500,7 @@
         <w:rPr>
           <w:lang w:val="en_US" w:bidi="en_US"/>
         </w:rPr>
-        <w:t>2 Thessalonians 1:9</w:t>
+        <w:t>2 Thessalonians 1:9 (#1)</w:t>
       </w:r>
       <w:r>
         <w:rPr>
@@ -626,7 +626,7 @@
         <w:rPr>
           <w:lang w:val="en_US" w:bidi="en_US"/>
         </w:rPr>
-        <w:t>2 Thessalonians 1:10</w:t>
+        <w:t>2 Thessalonians 1:10 (#1)</w:t>
       </w:r>
       <w:r>
         <w:rPr>
@@ -689,7 +689,7 @@
         <w:rPr>
           <w:lang w:val="en_US" w:bidi="en_US"/>
         </w:rPr>
-        <w:t>2 Thessalonians 1:11–12</w:t>
+        <w:t>2 Thessalonians 1:11–12 (#1)</w:t>
       </w:r>
       <w:r>
         <w:rPr>
@@ -752,7 +752,7 @@
         <w:rPr>
           <w:lang w:val="en_US" w:bidi="en_US"/>
         </w:rPr>
-        <w:t>2 Thessalonians 2:1</w:t>
+        <w:t>2 Thessalonians 2:1 (#1)</w:t>
       </w:r>
       <w:r>
         <w:rPr>
@@ -815,7 +815,7 @@
         <w:rPr>
           <w:lang w:val="en_US" w:bidi="en_US"/>
         </w:rPr>
-        <w:t>2 Thessalonians 2:2</w:t>
+        <w:t>2 Thessalonians 2:2 (#1)</w:t>
       </w:r>
       <w:r>
         <w:rPr>
@@ -878,7 +878,7 @@
         <w:rPr>
           <w:lang w:val="en_US" w:bidi="en_US"/>
         </w:rPr>
-        <w:t>2 Thessalonians 2:3</w:t>
+        <w:t>2 Thessalonians 2:3 (#1)</w:t>
       </w:r>
       <w:r>
         <w:rPr>
@@ -941,7 +941,7 @@
         <w:rPr>
           <w:lang w:val="en_US" w:bidi="en_US"/>
         </w:rPr>
-        <w:t>2 Thessalonians 2:4</w:t>
+        <w:t>2 Thessalonians 2:4 (#1)</w:t>
       </w:r>
       <w:r>
         <w:rPr>
@@ -1004,7 +1004,7 @@
         <w:rPr>
           <w:lang w:val="en_US" w:bidi="en_US"/>
         </w:rPr>
-        <w:t>2 Thessalonians 2:6–7</w:t>
+        <w:t>2 Thessalonians 2:6–7 (#1)</w:t>
       </w:r>
       <w:r>
         <w:rPr>
@@ -1067,7 +1067,7 @@
         <w:rPr>
           <w:lang w:val="en_US" w:bidi="en_US"/>
         </w:rPr>
-        <w:t>2 Thessalonians 2:8</w:t>
+        <w:t>2 Thessalonians 2:8 (#1)</w:t>
       </w:r>
       <w:r>
         <w:rPr>
@@ -1130,7 +1130,7 @@
         <w:rPr>
           <w:lang w:val="en_US" w:bidi="en_US"/>
         </w:rPr>
-        <w:t>2 Thessalonians 2:9</w:t>
+        <w:t>2 Thessalonians 2:9 (#1)</w:t>
       </w:r>
       <w:r>
         <w:rPr>
@@ -1193,7 +1193,7 @@
         <w:rPr>
           <w:lang w:val="en_US" w:bidi="en_US"/>
         </w:rPr>
-        <w:t>2 Thessalonians 2:10</w:t>
+        <w:t>2 Thessalonians 2:10 (#1)</w:t>
       </w:r>
       <w:r>
         <w:rPr>
@@ -1256,7 +1256,7 @@
         <w:rPr>
           <w:lang w:val="en_US" w:bidi="en_US"/>
         </w:rPr>
-        <w:t>2 Thessalonians 2:12</w:t>
+        <w:t>2 Thessalonians 2:12 (#1)</w:t>
       </w:r>
       <w:r>
         <w:rPr>
@@ -1319,7 +1319,7 @@
         <w:rPr>
           <w:lang w:val="en_US" w:bidi="en_US"/>
         </w:rPr>
-        <w:t>2 Thessalonians 2:13–14</w:t>
+        <w:t>2 Thessalonians 2:13–14 (#1)</w:t>
       </w:r>
       <w:r>
         <w:rPr>
@@ -1382,7 +1382,7 @@
         <w:rPr>
           <w:lang w:val="en_US" w:bidi="en_US"/>
         </w:rPr>
-        <w:t>2 Thessalonians 2:15</w:t>
+        <w:t>2 Thessalonians 2:15 (#1)</w:t>
       </w:r>
       <w:r>
         <w:rPr>
@@ -1445,7 +1445,7 @@
         <w:rPr>
           <w:lang w:val="en_US" w:bidi="en_US"/>
         </w:rPr>
-        <w:t>2 Thessalonians 2:17</w:t>
+        <w:t>2 Thessalonians 2:17 (#1)</w:t>
       </w:r>
       <w:r>
         <w:rPr>
@@ -1508,7 +1508,7 @@
         <w:rPr>
           <w:lang w:val="en_US" w:bidi="en_US"/>
         </w:rPr>
-        <w:t>2 Thessalonians 3:1</w:t>
+        <w:t>2 Thessalonians 3:1 (#1)</w:t>
       </w:r>
       <w:r>
         <w:rPr>
@@ -1571,7 +1571,7 @@
         <w:rPr>
           <w:lang w:val="en_US" w:bidi="en_US"/>
         </w:rPr>
-        <w:t>2 Thessalonians 3:2</w:t>
+        <w:t>2 Thessalonians 3:2 (#1)</w:t>
       </w:r>
       <w:r>
         <w:rPr>
@@ -1634,7 +1634,7 @@
         <w:rPr>
           <w:lang w:val="en_US" w:bidi="en_US"/>
         </w:rPr>
-        <w:t>2 Thessalonians 3:4</w:t>
+        <w:t>2 Thessalonians 3:4 (#1)</w:t>
       </w:r>
       <w:r>
         <w:rPr>
@@ -1697,7 +1697,7 @@
         <w:rPr>
           <w:lang w:val="en_US" w:bidi="en_US"/>
         </w:rPr>
-        <w:t>2 Thessalonians 3:6</w:t>
+        <w:t>2 Thessalonians 3:6 (#1)</w:t>
       </w:r>
       <w:r>
         <w:rPr>
@@ -1717,7 +1717,7 @@
           <w:b/>
           <w:lang w:val="en_US" w:bidi="en_US"/>
         </w:rPr>
-        <w:t>How are the believers to react to every brother who walks disorderly and not according to the traditions they received from Paul?</w:t>
+        <w:t>How are the believers to react every brother who walks disorderly and not according to the traditions they received from Paul?</w:t>
       </w:r>
     </w:p>
     <w:p>
@@ -1760,7 +1760,7 @@
         <w:rPr>
           <w:lang w:val="en_US" w:bidi="en_US"/>
         </w:rPr>
-        <w:t>2 Thessalonians 3:7–8</w:t>
+        <w:t>2 Thessalonians 3:7–8 (#1)</w:t>
       </w:r>
       <w:r>
         <w:rPr>
@@ -1823,7 +1823,7 @@
         <w:rPr>
           <w:lang w:val="en_US" w:bidi="en_US"/>
         </w:rPr>
-        <w:t>2 Thessalonians 3:10</w:t>
+        <w:t>2 Thessalonians 3:10 (#1)</w:t>
       </w:r>
       <w:r>
         <w:rPr>
@@ -1886,7 +1886,7 @@
         <w:rPr>
           <w:lang w:val="en_US" w:bidi="en_US"/>
         </w:rPr>
-        <w:t>2 Thessalonians 3:12</w:t>
+        <w:t>2 Thessalonians 3:12 (#1)</w:t>
       </w:r>
       <w:r>
         <w:rPr>
@@ -1949,7 +1949,7 @@
         <w:rPr>
           <w:lang w:val="en_US" w:bidi="en_US"/>
         </w:rPr>
-        <w:t>2 Thessalonians 3:14</w:t>
+        <w:t>2 Thessalonians 3:14 (#1)</w:t>
       </w:r>
       <w:r>
         <w:rPr>
@@ -2012,7 +2012,7 @@
         <w:rPr>
           <w:lang w:val="en_US" w:bidi="en_US"/>
         </w:rPr>
-        <w:t>2 Thessalonians 3:16</w:t>
+        <w:t>2 Thessalonians 3:16 (#1)</w:t>
       </w:r>
       <w:r>
         <w:rPr>
@@ -2075,7 +2075,7 @@
         <w:rPr>
           <w:lang w:val="en_US" w:bidi="en_US"/>
         </w:rPr>
-        <w:t>2 Thessalonians 3:17</w:t>
+        <w:t>2 Thessalonians 3:17 (#1)</w:t>
       </w:r>
       <w:r>
         <w:rPr>
